--- a/需求方案书.docx
+++ b/需求方案书.docx
@@ -128,20 +128,8 @@
           <w:sz w:val="21"/>
           <w:szCs w:val="21"/>
         </w:rPr>
-        <w:t xml:space="preserve">1.2 </w:t>
-      </w:r>
-      <w:proofErr w:type="spellStart"/>
-      <w:r>
-        <w:rPr>
-          <w:rFonts w:ascii="黑体" w:eastAsia="黑体" w:hAnsi="黑体"/>
-          <w:b w:val="0"/>
-          <w:bCs w:val="0"/>
-          <w:sz w:val="21"/>
-          <w:szCs w:val="21"/>
-        </w:rPr>
-        <w:t>项目目标</w:t>
-      </w:r>
-      <w:proofErr w:type="spellEnd"/>
+        <w:t>1.2 项目目标</w:t>
+      </w:r>
     </w:p>
     <w:p>
       <w:pPr>
@@ -341,29 +329,7 @@
           <w:sz w:val="21"/>
           <w:szCs w:val="21"/>
         </w:rPr>
-        <w:t xml:space="preserve"> </w:t>
-      </w:r>
-      <w:proofErr w:type="spellStart"/>
-      <w:r>
-        <w:rPr>
-          <w:rFonts w:ascii="黑体" w:eastAsia="黑体" w:hAnsi="黑体"/>
-          <w:bCs w:val="0"/>
-          <w:i w:val="0"/>
-          <w:sz w:val="21"/>
-          <w:szCs w:val="21"/>
-        </w:rPr>
-        <w:t>首页管理</w:t>
-      </w:r>
-      <w:proofErr w:type="spellEnd"/>
-      <w:r>
-        <w:rPr>
-          <w:rFonts w:ascii="黑体" w:eastAsia="黑体" w:hAnsi="黑体"/>
-          <w:bCs w:val="0"/>
-          <w:i w:val="0"/>
-          <w:sz w:val="21"/>
-          <w:szCs w:val="21"/>
-        </w:rPr>
-        <w:t xml:space="preserve"> (home.html)</w:t>
+        <w:t xml:space="preserve"> 首页管理 (home.html)</w:t>
       </w:r>
     </w:p>
     <w:p>
@@ -670,23 +636,13 @@
           <w:szCs w:val="21"/>
         </w:rPr>
       </w:pPr>
-      <w:proofErr w:type="spellStart"/>
-      <w:r>
-        <w:rPr>
-          <w:rFonts w:ascii="黑体" w:eastAsia="黑体" w:hAnsi="黑体"/>
-          <w:sz w:val="21"/>
-          <w:szCs w:val="21"/>
-        </w:rPr>
-        <w:t>图表展示</w:t>
-      </w:r>
-      <w:proofErr w:type="spellEnd"/>
-      <w:r>
-        <w:rPr>
-          <w:rFonts w:ascii="黑体" w:eastAsia="黑体" w:hAnsi="黑体"/>
-          <w:sz w:val="21"/>
-          <w:szCs w:val="21"/>
-        </w:rPr>
-        <w:t>：</w:t>
+      <w:r>
+        <w:rPr>
+          <w:rFonts w:ascii="黑体" w:eastAsia="黑体" w:hAnsi="黑体"/>
+          <w:sz w:val="21"/>
+          <w:szCs w:val="21"/>
+        </w:rPr>
+        <w:t>图表展示：</w:t>
       </w:r>
     </w:p>
     <w:p>
@@ -926,7 +882,6 @@
       </w:pPr>
       <w:bookmarkStart w:id="7" w:name="交互功能"/>
       <w:bookmarkEnd w:id="6"/>
-      <w:proofErr w:type="spellStart"/>
       <w:r>
         <w:rPr>
           <w:rFonts w:ascii="黑体" w:eastAsia="黑体" w:hAnsi="黑体"/>
@@ -936,7 +891,6 @@
         </w:rPr>
         <w:t>交互功能</w:t>
       </w:r>
-      <w:proofErr w:type="spellEnd"/>
     </w:p>
     <w:p>
       <w:pPr>
@@ -1060,29 +1014,7 @@
           <w:sz w:val="21"/>
           <w:szCs w:val="21"/>
         </w:rPr>
-        <w:t xml:space="preserve">2.3 </w:t>
-      </w:r>
-      <w:proofErr w:type="spellStart"/>
-      <w:r>
-        <w:rPr>
-          <w:rFonts w:ascii="黑体" w:eastAsia="黑体" w:hAnsi="黑体"/>
-          <w:bCs w:val="0"/>
-          <w:i w:val="0"/>
-          <w:sz w:val="21"/>
-          <w:szCs w:val="21"/>
-        </w:rPr>
-        <w:t>单位管理</w:t>
-      </w:r>
-      <w:proofErr w:type="spellEnd"/>
-      <w:r>
-        <w:rPr>
-          <w:rFonts w:ascii="黑体" w:eastAsia="黑体" w:hAnsi="黑体"/>
-          <w:bCs w:val="0"/>
-          <w:i w:val="0"/>
-          <w:sz w:val="21"/>
-          <w:szCs w:val="21"/>
-        </w:rPr>
-        <w:t xml:space="preserve"> (units.html)</w:t>
+        <w:t>2.3 单位管理 (units.html)</w:t>
       </w:r>
     </w:p>
     <w:p>
@@ -1175,7 +1107,6 @@
           <w:szCs w:val="21"/>
         </w:rPr>
       </w:pPr>
-      <w:proofErr w:type="spellStart"/>
       <w:r>
         <w:rPr>
           <w:rFonts w:ascii="黑体" w:eastAsia="黑体" w:hAnsi="黑体"/>
@@ -1184,7 +1115,6 @@
         </w:rPr>
         <w:t>支持单位名称模糊搜索</w:t>
       </w:r>
-      <w:proofErr w:type="spellEnd"/>
     </w:p>
     <w:p>
       <w:pPr>
@@ -1414,7 +1344,6 @@
         </w:rPr>
         <w:t>资产</w:t>
       </w:r>
-      <w:proofErr w:type="spellStart"/>
       <w:r>
         <w:rPr>
           <w:rFonts w:ascii="黑体" w:eastAsia="黑体" w:hAnsi="黑体"/>
@@ -1423,18 +1352,7 @@
           <w:sz w:val="21"/>
           <w:szCs w:val="21"/>
         </w:rPr>
-        <w:t>管理</w:t>
-      </w:r>
-      <w:proofErr w:type="spellEnd"/>
-      <w:r>
-        <w:rPr>
-          <w:rFonts w:ascii="黑体" w:eastAsia="黑体" w:hAnsi="黑体"/>
-          <w:bCs w:val="0"/>
-          <w:i w:val="0"/>
-          <w:sz w:val="21"/>
-          <w:szCs w:val="21"/>
-        </w:rPr>
-        <w:t xml:space="preserve"> (units.html)</w:t>
+        <w:t>管理 (units.html)</w:t>
       </w:r>
     </w:p>
     <w:p>
@@ -1579,7 +1497,6 @@
           <w:szCs w:val="21"/>
         </w:rPr>
       </w:pPr>
-      <w:proofErr w:type="spellStart"/>
       <w:r>
         <w:rPr>
           <w:rFonts w:ascii="黑体" w:eastAsia="黑体" w:hAnsi="黑体"/>
@@ -1588,7 +1505,6 @@
         </w:rPr>
         <w:t>添加新资产功能</w:t>
       </w:r>
-      <w:proofErr w:type="spellEnd"/>
     </w:p>
     <w:p>
       <w:pPr>
@@ -1606,7 +1522,6 @@
       </w:pPr>
       <w:bookmarkStart w:id="10" w:name="添加资产表单字段"/>
       <w:bookmarkEnd w:id="9"/>
-      <w:proofErr w:type="spellStart"/>
       <w:r>
         <w:rPr>
           <w:rFonts w:ascii="黑体" w:eastAsia="黑体" w:hAnsi="黑体"/>
@@ -1615,7 +1530,6 @@
         </w:rPr>
         <w:t>添加资产表单字段</w:t>
       </w:r>
-      <w:proofErr w:type="spellEnd"/>
     </w:p>
     <w:p>
       <w:pPr>
@@ -1688,7 +1602,6 @@
           <w:szCs w:val="21"/>
         </w:rPr>
       </w:pPr>
-      <w:proofErr w:type="spellStart"/>
       <w:r>
         <w:rPr>
           <w:rFonts w:ascii="黑体" w:eastAsia="黑体" w:hAnsi="黑体"/>
@@ -1698,7 +1611,6 @@
         <w:lastRenderedPageBreak/>
         <w:t>面积</w:t>
       </w:r>
-      <w:proofErr w:type="spellEnd"/>
     </w:p>
     <w:p>
       <w:pPr>
@@ -1789,23 +1701,13 @@
           <w:szCs w:val="21"/>
         </w:rPr>
       </w:pPr>
-      <w:proofErr w:type="spellStart"/>
-      <w:r>
-        <w:rPr>
-          <w:rFonts w:ascii="黑体" w:eastAsia="黑体" w:hAnsi="黑体"/>
-          <w:sz w:val="21"/>
-          <w:szCs w:val="21"/>
-        </w:rPr>
-        <w:t>租金金额（条件显示</w:t>
-      </w:r>
-      <w:proofErr w:type="spellEnd"/>
-      <w:r>
-        <w:rPr>
-          <w:rFonts w:ascii="黑体" w:eastAsia="黑体" w:hAnsi="黑体"/>
-          <w:sz w:val="21"/>
-          <w:szCs w:val="21"/>
-        </w:rPr>
-        <w:t>）</w:t>
+      <w:r>
+        <w:rPr>
+          <w:rFonts w:ascii="黑体" w:eastAsia="黑体" w:hAnsi="黑体"/>
+          <w:sz w:val="21"/>
+          <w:szCs w:val="21"/>
+        </w:rPr>
+        <w:t>租金金额（条件显示）</w:t>
       </w:r>
     </w:p>
     <w:p>
@@ -1973,7 +1875,6 @@
           <w:szCs w:val="21"/>
         </w:rPr>
       </w:pPr>
-      <w:proofErr w:type="spellStart"/>
       <w:r>
         <w:rPr>
           <w:rFonts w:ascii="黑体" w:eastAsia="黑体" w:hAnsi="黑体"/>
@@ -1982,7 +1883,6 @@
         </w:rPr>
         <w:t>资产列表支持分页显示</w:t>
       </w:r>
-      <w:proofErr w:type="spellEnd"/>
     </w:p>
     <w:p>
       <w:pPr>
@@ -2031,29 +1931,7 @@
           <w:sz w:val="21"/>
           <w:szCs w:val="21"/>
         </w:rPr>
-        <w:t xml:space="preserve">2.4 </w:t>
-      </w:r>
-      <w:proofErr w:type="spellStart"/>
-      <w:r>
-        <w:rPr>
-          <w:rFonts w:ascii="黑体" w:eastAsia="黑体" w:hAnsi="黑体"/>
-          <w:bCs w:val="0"/>
-          <w:i w:val="0"/>
-          <w:sz w:val="21"/>
-          <w:szCs w:val="21"/>
-        </w:rPr>
-        <w:t>资产统计</w:t>
-      </w:r>
-      <w:proofErr w:type="spellEnd"/>
-      <w:r>
-        <w:rPr>
-          <w:rFonts w:ascii="黑体" w:eastAsia="黑体" w:hAnsi="黑体"/>
-          <w:bCs w:val="0"/>
-          <w:i w:val="0"/>
-          <w:sz w:val="21"/>
-          <w:szCs w:val="21"/>
-        </w:rPr>
-        <w:t xml:space="preserve"> (asset_stats.html)</w:t>
+        <w:t>2.4 资产统计 (asset_stats.html)</w:t>
       </w:r>
     </w:p>
     <w:p>
@@ -2218,23 +2096,13 @@
           <w:szCs w:val="21"/>
         </w:rPr>
       </w:pPr>
-      <w:proofErr w:type="spellStart"/>
-      <w:r>
-        <w:rPr>
-          <w:rFonts w:ascii="黑体" w:eastAsia="黑体" w:hAnsi="黑体"/>
-          <w:sz w:val="21"/>
-          <w:szCs w:val="21"/>
-        </w:rPr>
-        <w:t>资产列表展示</w:t>
-      </w:r>
-      <w:proofErr w:type="spellEnd"/>
-      <w:r>
-        <w:rPr>
-          <w:rFonts w:ascii="黑体" w:eastAsia="黑体" w:hAnsi="黑体"/>
-          <w:sz w:val="21"/>
-          <w:szCs w:val="21"/>
-        </w:rPr>
-        <w:t>：</w:t>
+      <w:r>
+        <w:rPr>
+          <w:rFonts w:ascii="黑体" w:eastAsia="黑体" w:hAnsi="黑体"/>
+          <w:sz w:val="21"/>
+          <w:szCs w:val="21"/>
+        </w:rPr>
+        <w:t>资产列表展示：</w:t>
       </w:r>
     </w:p>
     <w:p>
@@ -2276,7 +2144,6 @@
           <w:szCs w:val="21"/>
         </w:rPr>
       </w:pPr>
-      <w:proofErr w:type="spellStart"/>
       <w:r>
         <w:rPr>
           <w:rFonts w:ascii="黑体" w:eastAsia="黑体" w:hAnsi="黑体"/>
@@ -2284,27 +2151,8 @@
           <w:szCs w:val="21"/>
         </w:rPr>
         <w:lastRenderedPageBreak/>
-        <w:t>支持单位展开</w:t>
-      </w:r>
-      <w:proofErr w:type="spellEnd"/>
-      <w:r>
-        <w:rPr>
-          <w:rFonts w:ascii="黑体" w:eastAsia="黑体" w:hAnsi="黑体"/>
-          <w:sz w:val="21"/>
-          <w:szCs w:val="21"/>
-        </w:rPr>
-        <w:t>/</w:t>
-      </w:r>
-      <w:proofErr w:type="spellStart"/>
-      <w:r>
-        <w:rPr>
-          <w:rFonts w:ascii="黑体" w:eastAsia="黑体" w:hAnsi="黑体"/>
-          <w:sz w:val="21"/>
-          <w:szCs w:val="21"/>
-        </w:rPr>
-        <w:t>收起功能</w:t>
-      </w:r>
-      <w:proofErr w:type="spellEnd"/>
+        <w:t>支持单位展开/收起功能</w:t>
+      </w:r>
     </w:p>
     <w:p>
       <w:pPr>
@@ -2345,23 +2193,13 @@
           <w:szCs w:val="21"/>
         </w:rPr>
       </w:pPr>
-      <w:proofErr w:type="spellStart"/>
-      <w:r>
-        <w:rPr>
-          <w:rFonts w:ascii="黑体" w:eastAsia="黑体" w:hAnsi="黑体"/>
-          <w:sz w:val="21"/>
-          <w:szCs w:val="21"/>
-        </w:rPr>
-        <w:t>批量操作</w:t>
-      </w:r>
-      <w:proofErr w:type="spellEnd"/>
-      <w:r>
-        <w:rPr>
-          <w:rFonts w:ascii="黑体" w:eastAsia="黑体" w:hAnsi="黑体"/>
-          <w:sz w:val="21"/>
-          <w:szCs w:val="21"/>
-        </w:rPr>
-        <w:t>：</w:t>
+      <w:r>
+        <w:rPr>
+          <w:rFonts w:ascii="黑体" w:eastAsia="黑体" w:hAnsi="黑体"/>
+          <w:sz w:val="21"/>
+          <w:szCs w:val="21"/>
+        </w:rPr>
+        <w:t>批量操作：</w:t>
       </w:r>
     </w:p>
     <w:p>
@@ -2401,7 +2239,6 @@
           <w:szCs w:val="21"/>
         </w:rPr>
       </w:pPr>
-      <w:proofErr w:type="spellStart"/>
       <w:r>
         <w:rPr>
           <w:rFonts w:ascii="黑体" w:eastAsia="黑体" w:hAnsi="黑体"/>
@@ -2410,7 +2247,6 @@
         </w:rPr>
         <w:t>导出资产列表功能</w:t>
       </w:r>
-      <w:proofErr w:type="spellEnd"/>
     </w:p>
     <w:p>
       <w:pPr>
@@ -2504,7 +2340,6 @@
       </w:pPr>
       <w:bookmarkStart w:id="14" w:name="交互功能-1"/>
       <w:bookmarkEnd w:id="13"/>
-      <w:proofErr w:type="spellStart"/>
       <w:r>
         <w:rPr>
           <w:rFonts w:ascii="黑体" w:eastAsia="黑体" w:hAnsi="黑体"/>
@@ -2514,7 +2349,6 @@
         </w:rPr>
         <w:t>交互功能</w:t>
       </w:r>
-      <w:proofErr w:type="spellEnd"/>
     </w:p>
     <w:p>
       <w:pPr>
@@ -2580,7 +2414,6 @@
           <w:szCs w:val="21"/>
         </w:rPr>
       </w:pPr>
-      <w:proofErr w:type="spellStart"/>
       <w:r>
         <w:rPr>
           <w:rFonts w:ascii="黑体" w:eastAsia="黑体" w:hAnsi="黑体"/>
@@ -2589,7 +2422,6 @@
         </w:rPr>
         <w:t>支持批量操作提高管理效率</w:t>
       </w:r>
-      <w:proofErr w:type="spellEnd"/>
     </w:p>
     <w:p>
       <w:pPr>
@@ -2773,23 +2605,13 @@
           <w:szCs w:val="21"/>
         </w:rPr>
       </w:pPr>
-      <w:proofErr w:type="spellStart"/>
-      <w:r>
-        <w:rPr>
-          <w:rFonts w:ascii="黑体" w:eastAsia="黑体" w:hAnsi="黑体"/>
-          <w:sz w:val="21"/>
-          <w:szCs w:val="21"/>
-        </w:rPr>
-        <w:t>时间筛选</w:t>
-      </w:r>
-      <w:proofErr w:type="spellEnd"/>
-      <w:r>
-        <w:rPr>
-          <w:rFonts w:ascii="黑体" w:eastAsia="黑体" w:hAnsi="黑体"/>
-          <w:sz w:val="21"/>
-          <w:szCs w:val="21"/>
-        </w:rPr>
-        <w:t>：</w:t>
+      <w:r>
+        <w:rPr>
+          <w:rFonts w:ascii="黑体" w:eastAsia="黑体" w:hAnsi="黑体"/>
+          <w:sz w:val="21"/>
+          <w:szCs w:val="21"/>
+        </w:rPr>
+        <w:t>时间筛选：</w:t>
       </w:r>
     </w:p>
     <w:p>
@@ -2855,23 +2677,13 @@
           <w:szCs w:val="21"/>
         </w:rPr>
       </w:pPr>
-      <w:proofErr w:type="spellStart"/>
-      <w:r>
-        <w:rPr>
-          <w:rFonts w:ascii="黑体" w:eastAsia="黑体" w:hAnsi="黑体"/>
-          <w:sz w:val="21"/>
-          <w:szCs w:val="21"/>
-        </w:rPr>
-        <w:t>核心指标卡片</w:t>
-      </w:r>
-      <w:proofErr w:type="spellEnd"/>
-      <w:r>
-        <w:rPr>
-          <w:rFonts w:ascii="黑体" w:eastAsia="黑体" w:hAnsi="黑体"/>
-          <w:sz w:val="21"/>
-          <w:szCs w:val="21"/>
-        </w:rPr>
-        <w:t>：</w:t>
+      <w:r>
+        <w:rPr>
+          <w:rFonts w:ascii="黑体" w:eastAsia="黑体" w:hAnsi="黑体"/>
+          <w:sz w:val="21"/>
+          <w:szCs w:val="21"/>
+        </w:rPr>
+        <w:t>核心指标卡片：</w:t>
       </w:r>
     </w:p>
     <w:p>
@@ -2959,23 +2771,13 @@
           <w:szCs w:val="21"/>
         </w:rPr>
       </w:pPr>
-      <w:proofErr w:type="spellStart"/>
-      <w:r>
-        <w:rPr>
-          <w:rFonts w:ascii="黑体" w:eastAsia="黑体" w:hAnsi="黑体"/>
-          <w:sz w:val="21"/>
-          <w:szCs w:val="21"/>
-        </w:rPr>
-        <w:t>详细数据报表</w:t>
-      </w:r>
-      <w:proofErr w:type="spellEnd"/>
-      <w:r>
-        <w:rPr>
-          <w:rFonts w:ascii="黑体" w:eastAsia="黑体" w:hAnsi="黑体"/>
-          <w:sz w:val="21"/>
-          <w:szCs w:val="21"/>
-        </w:rPr>
-        <w:t>：</w:t>
+      <w:r>
+        <w:rPr>
+          <w:rFonts w:ascii="黑体" w:eastAsia="黑体" w:hAnsi="黑体"/>
+          <w:sz w:val="21"/>
+          <w:szCs w:val="21"/>
+        </w:rPr>
+        <w:t>详细数据报表：</w:t>
       </w:r>
     </w:p>
     <w:p>
@@ -3069,7 +2871,6 @@
       </w:pPr>
       <w:bookmarkStart w:id="17" w:name="计算公式"/>
       <w:bookmarkEnd w:id="16"/>
-      <w:proofErr w:type="spellStart"/>
       <w:r>
         <w:rPr>
           <w:rFonts w:ascii="黑体" w:eastAsia="黑体" w:hAnsi="黑体"/>
@@ -3079,7 +2880,6 @@
         </w:rPr>
         <w:t>计算公式</w:t>
       </w:r>
-      <w:proofErr w:type="spellEnd"/>
     </w:p>
     <w:p>
       <w:pPr>
@@ -3280,29 +3080,7 @@
           <w:szCs w:val="21"/>
         </w:rPr>
         <w:lastRenderedPageBreak/>
-        <w:t xml:space="preserve">2.6 </w:t>
-      </w:r>
-      <w:proofErr w:type="spellStart"/>
-      <w:r>
-        <w:rPr>
-          <w:rFonts w:ascii="黑体" w:eastAsia="黑体" w:hAnsi="黑体"/>
-          <w:bCs w:val="0"/>
-          <w:i w:val="0"/>
-          <w:sz w:val="21"/>
-          <w:szCs w:val="21"/>
-        </w:rPr>
-        <w:t>用户管理</w:t>
-      </w:r>
-      <w:proofErr w:type="spellEnd"/>
-      <w:r>
-        <w:rPr>
-          <w:rFonts w:ascii="黑体" w:eastAsia="黑体" w:hAnsi="黑体"/>
-          <w:bCs w:val="0"/>
-          <w:i w:val="0"/>
-          <w:sz w:val="21"/>
-          <w:szCs w:val="21"/>
-        </w:rPr>
-        <w:t xml:space="preserve"> (users.html)</w:t>
+        <w:t>2.6 用户管理 (users.html)</w:t>
       </w:r>
     </w:p>
     <w:p>
@@ -3417,7 +3195,6 @@
           <w:szCs w:val="21"/>
         </w:rPr>
       </w:pPr>
-      <w:proofErr w:type="spellStart"/>
       <w:r>
         <w:rPr>
           <w:rFonts w:ascii="黑体" w:eastAsia="黑体" w:hAnsi="黑体"/>
@@ -3426,7 +3203,6 @@
         </w:rPr>
         <w:t>支持账号搜索功能</w:t>
       </w:r>
-      <w:proofErr w:type="spellEnd"/>
     </w:p>
     <w:p>
       <w:pPr>
@@ -3702,29 +3478,7 @@
           <w:sz w:val="21"/>
           <w:szCs w:val="21"/>
         </w:rPr>
-        <w:t xml:space="preserve">2.7 </w:t>
-      </w:r>
-      <w:proofErr w:type="spellStart"/>
-      <w:r>
-        <w:rPr>
-          <w:rFonts w:ascii="黑体" w:eastAsia="黑体" w:hAnsi="黑体"/>
-          <w:bCs w:val="0"/>
-          <w:i w:val="0"/>
-          <w:sz w:val="21"/>
-          <w:szCs w:val="21"/>
-        </w:rPr>
-        <w:t>角色管理</w:t>
-      </w:r>
-      <w:proofErr w:type="spellEnd"/>
-      <w:r>
-        <w:rPr>
-          <w:rFonts w:ascii="黑体" w:eastAsia="黑体" w:hAnsi="黑体"/>
-          <w:bCs w:val="0"/>
-          <w:i w:val="0"/>
-          <w:sz w:val="21"/>
-          <w:szCs w:val="21"/>
-        </w:rPr>
-        <w:t xml:space="preserve"> (roles.html)</w:t>
+        <w:t>2.7 角色管理 (roles.html)</w:t>
       </w:r>
     </w:p>
     <w:p>
@@ -3814,7 +3568,6 @@
           <w:szCs w:val="21"/>
         </w:rPr>
       </w:pPr>
-      <w:proofErr w:type="spellStart"/>
       <w:r>
         <w:rPr>
           <w:rFonts w:ascii="黑体" w:eastAsia="黑体" w:hAnsi="黑体"/>
@@ -3823,7 +3576,6 @@
         </w:rPr>
         <w:t>支持角色搜索功能</w:t>
       </w:r>
-      <w:proofErr w:type="spellEnd"/>
     </w:p>
     <w:p>
       <w:pPr>
@@ -3938,23 +3690,13 @@
           <w:szCs w:val="21"/>
         </w:rPr>
       </w:pPr>
-      <w:proofErr w:type="spellStart"/>
-      <w:r>
-        <w:rPr>
-          <w:rFonts w:ascii="黑体" w:eastAsia="黑体" w:hAnsi="黑体"/>
-          <w:sz w:val="21"/>
-          <w:szCs w:val="21"/>
-        </w:rPr>
-        <w:t>权限设置</w:t>
-      </w:r>
-      <w:proofErr w:type="spellEnd"/>
-      <w:r>
-        <w:rPr>
-          <w:rFonts w:ascii="黑体" w:eastAsia="黑体" w:hAnsi="黑体"/>
-          <w:sz w:val="21"/>
-          <w:szCs w:val="21"/>
-        </w:rPr>
-        <w:t>：</w:t>
+      <w:r>
+        <w:rPr>
+          <w:rFonts w:ascii="黑体" w:eastAsia="黑体" w:hAnsi="黑体"/>
+          <w:sz w:val="21"/>
+          <w:szCs w:val="21"/>
+        </w:rPr>
+        <w:t>权限设置：</w:t>
       </w:r>
     </w:p>
     <w:p>
@@ -4138,7 +3880,7 @@
         <w:pStyle w:val="Compact"/>
         <w:spacing w:line="360" w:lineRule="auto"/>
         <w:rPr>
-          <w:rFonts w:ascii="黑体" w:eastAsia="黑体" w:hAnsi="黑体"/>
+          <w:rFonts w:ascii="黑体" w:eastAsia="黑体" w:hAnsi="黑体" w:hint="eastAsia"/>
           <w:sz w:val="21"/>
           <w:szCs w:val="21"/>
           <w:lang w:eastAsia="zh-CN"/>
